--- a/docs/testing/Test plan.docx
+++ b/docs/testing/Test plan.docx
@@ -389,7 +389,7 @@
         <w:rPr>
           <w:rtl w:val="0"/>
         </w:rPr>
-        <w:t xml:space="preserve">Master Test Plan</w:t>
+        <w:t xml:space="preserve">&lt;Iteration/Master&gt; Test Plan</w:t>
       </w:r>
     </w:p>
     <w:p>
@@ -417,7 +417,7 @@
           <w:szCs w:val="28"/>
           <w:rtl w:val="0"/>
         </w:rPr>
-        <w:t xml:space="preserve">Version 1.1</w:t>
+        <w:t xml:space="preserve">Version 1.0</w:t>
       </w:r>
     </w:p>
     <w:p>
@@ -511,13 +511,10 @@
     <w:p>
       <w:pPr>
         <w:pStyle w:val="Title"/>
-        <w:rPr>
-          <w:rFonts w:ascii="Times New Roman" w:cs="Times New Roman" w:eastAsia="Times New Roman" w:hAnsi="Times New Roman"/>
-        </w:rPr>
+        <w:rPr/>
       </w:pPr>
       <w:r>
         <w:rPr>
-          <w:rFonts w:ascii="Times New Roman" w:cs="Times New Roman" w:eastAsia="Times New Roman" w:hAnsi="Times New Roman"/>
           <w:rtl w:val="0"/>
         </w:rPr>
         <w:t xml:space="preserve">Revision History</w:t>
@@ -580,6 +577,7 @@
               <w:ind w:left="0" w:right="0" w:firstLine="0"/>
               <w:jc w:val="center"/>
               <w:rPr>
+                <w:rFonts w:ascii="Times New Roman" w:cs="Times New Roman" w:eastAsia="Times New Roman" w:hAnsi="Times New Roman"/>
                 <w:b w:val="1"/>
                 <w:bCs w:val="1"/>
                 <w:i w:val="0"/>
@@ -596,6 +594,7 @@
             </w:pPr>
             <w:r>
               <w:rPr>
+                <w:rFonts w:ascii="Times New Roman" w:cs="Times New Roman" w:eastAsia="Times New Roman" w:hAnsi="Times New Roman"/>
                 <w:b w:val="1"/>
                 <w:bCs w:val="1"/>
                 <w:i w:val="0"/>
@@ -635,6 +634,7 @@
               <w:ind w:left="0" w:right="0" w:firstLine="0"/>
               <w:jc w:val="center"/>
               <w:rPr>
+                <w:rFonts w:ascii="Times New Roman" w:cs="Times New Roman" w:eastAsia="Times New Roman" w:hAnsi="Times New Roman"/>
                 <w:b w:val="1"/>
                 <w:bCs w:val="1"/>
                 <w:i w:val="0"/>
@@ -651,6 +651,7 @@
             </w:pPr>
             <w:r>
               <w:rPr>
+                <w:rFonts w:ascii="Times New Roman" w:cs="Times New Roman" w:eastAsia="Times New Roman" w:hAnsi="Times New Roman"/>
                 <w:b w:val="1"/>
                 <w:bCs w:val="1"/>
                 <w:i w:val="0"/>
@@ -690,6 +691,7 @@
               <w:ind w:left="0" w:right="0" w:firstLine="0"/>
               <w:jc w:val="center"/>
               <w:rPr>
+                <w:rFonts w:ascii="Times New Roman" w:cs="Times New Roman" w:eastAsia="Times New Roman" w:hAnsi="Times New Roman"/>
                 <w:b w:val="1"/>
                 <w:bCs w:val="1"/>
                 <w:i w:val="0"/>
@@ -706,6 +708,7 @@
             </w:pPr>
             <w:r>
               <w:rPr>
+                <w:rFonts w:ascii="Times New Roman" w:cs="Times New Roman" w:eastAsia="Times New Roman" w:hAnsi="Times New Roman"/>
                 <w:b w:val="1"/>
                 <w:bCs w:val="1"/>
                 <w:i w:val="0"/>
@@ -745,6 +748,7 @@
               <w:ind w:left="0" w:right="0" w:firstLine="0"/>
               <w:jc w:val="center"/>
               <w:rPr>
+                <w:rFonts w:ascii="Times New Roman" w:cs="Times New Roman" w:eastAsia="Times New Roman" w:hAnsi="Times New Roman"/>
                 <w:b w:val="1"/>
                 <w:bCs w:val="1"/>
                 <w:i w:val="0"/>
@@ -761,6 +765,7 @@
             </w:pPr>
             <w:r>
               <w:rPr>
+                <w:rFonts w:ascii="Times New Roman" w:cs="Times New Roman" w:eastAsia="Times New Roman" w:hAnsi="Times New Roman"/>
                 <w:b w:val="1"/>
                 <w:bCs w:val="1"/>
                 <w:i w:val="0"/>
@@ -790,6 +795,9 @@
           <w:p>
             <w:pPr>
               <w:rPr>
+                <w:rFonts w:ascii="Times New Roman" w:cs="Times New Roman" w:eastAsia="Times New Roman" w:hAnsi="Times New Roman"/>
+                <w:b w:val="0"/>
+                <w:bCs w:val="0"/>
                 <w:i w:val="0"/>
                 <w:iCs w:val="0"/>
                 <w:smallCaps w:val="0"/>
@@ -804,6 +812,7 @@
             </w:pPr>
             <w:r>
               <w:rPr>
+                <w:rFonts w:ascii="Arial" w:cs="Arial" w:eastAsia="Arial" w:hAnsi="Arial"/>
                 <w:rtl w:val="0"/>
               </w:rPr>
               <w:t xml:space="preserve">22/06/2026</w:t>
@@ -820,6 +829,9 @@
           <w:p>
             <w:pPr>
               <w:rPr>
+                <w:rFonts w:ascii="Times New Roman" w:cs="Times New Roman" w:eastAsia="Times New Roman" w:hAnsi="Times New Roman"/>
+                <w:b w:val="0"/>
+                <w:bCs w:val="0"/>
                 <w:i w:val="0"/>
                 <w:iCs w:val="0"/>
                 <w:smallCaps w:val="0"/>
@@ -834,6 +846,7 @@
             </w:pPr>
             <w:r>
               <w:rPr>
+                <w:rFonts w:ascii="Arial" w:cs="Arial" w:eastAsia="Arial" w:hAnsi="Arial"/>
                 <w:rtl w:val="0"/>
               </w:rPr>
               <w:t xml:space="preserve">1.0</w:t>
@@ -849,13 +862,16 @@
           <w:tcPr/>
           <w:p>
             <w:pPr>
-              <w:rPr/>
+              <w:rPr>
+                <w:rFonts w:ascii="Arial" w:cs="Arial" w:eastAsia="Arial" w:hAnsi="Arial"/>
+              </w:rPr>
             </w:pPr>
             <w:r>
               <w:rPr>
+                <w:rFonts w:ascii="Arial" w:cs="Arial" w:eastAsia="Arial" w:hAnsi="Arial"/>
                 <w:rtl w:val="0"/>
               </w:rPr>
-              <w:t xml:space="preserve">Initial PA4 test plan filled from Test cases.md, Test report.md, PA4-2026.pdf Section b, and PA3 project documents. Updated v1.1 to remove RAG as a current target test item and clarify staffing/training scope.</w:t>
+              <w:t xml:space="preserve">Initial PA4 test plan filled from Test cases.md, Test report.md, PA4-2026.pdf Section b, and PA3 project documents.</w:t>
             </w:r>
           </w:p>
         </w:tc>
@@ -863,10 +879,13 @@
           <w:tcPr/>
           <w:p>
             <w:pPr>
-              <w:rPr/>
+              <w:rPr>
+                <w:rFonts w:ascii="Arial" w:cs="Arial" w:eastAsia="Arial" w:hAnsi="Arial"/>
+              </w:rPr>
             </w:pPr>
             <w:r>
               <w:rPr>
+                <w:rFonts w:ascii="Arial" w:cs="Arial" w:eastAsia="Arial" w:hAnsi="Arial"/>
                 <w:rtl w:val="0"/>
               </w:rPr>
               <w:t xml:space="preserve">Melon AI team / Tester: Vu</w:t>
@@ -898,6 +917,9 @@
               <w:ind w:left="0" w:right="0" w:firstLine="0"/>
               <w:jc w:val="left"/>
               <w:rPr>
+                <w:rFonts w:ascii="Times New Roman" w:cs="Times New Roman" w:eastAsia="Times New Roman" w:hAnsi="Times New Roman"/>
+                <w:b w:val="0"/>
+                <w:bCs w:val="0"/>
                 <w:i w:val="0"/>
                 <w:iCs w:val="0"/>
                 <w:smallCaps w:val="0"/>
@@ -910,12 +932,6 @@
                 <w:vertAlign w:val="baseline"/>
               </w:rPr>
             </w:pPr>
-            <w:r>
-              <w:rPr>
-                <w:rtl w:val="0"/>
-              </w:rPr>
-              <w:t xml:space="preserve">26/06/2026</w:t>
-            </w:r>
             <w:r>
               <w:rPr>
                 <w:rtl w:val="0"/>
@@ -942,6 +958,9 @@
               <w:ind w:left="0" w:right="0" w:firstLine="0"/>
               <w:jc w:val="left"/>
               <w:rPr>
+                <w:rFonts w:ascii="Times New Roman" w:cs="Times New Roman" w:eastAsia="Times New Roman" w:hAnsi="Times New Roman"/>
+                <w:b w:val="0"/>
+                <w:bCs w:val="0"/>
                 <w:i w:val="0"/>
                 <w:iCs w:val="0"/>
                 <w:smallCaps w:val="0"/>
@@ -954,12 +973,6 @@
                 <w:vertAlign w:val="baseline"/>
               </w:rPr>
             </w:pPr>
-            <w:r>
-              <w:rPr>
-                <w:rtl w:val="0"/>
-              </w:rPr>
-              <w:t xml:space="preserve">1.1</w:t>
-            </w:r>
             <w:r>
               <w:rPr>
                 <w:rtl w:val="0"/>
@@ -986,10 +999,14 @@
               <w:ind w:left="0" w:right="0" w:firstLine="0"/>
               <w:jc w:val="left"/>
               <w:rPr>
+                <w:rFonts w:ascii="Times New Roman" w:cs="Times New Roman" w:eastAsia="Times New Roman" w:hAnsi="Times New Roman"/>
+                <w:b w:val="0"/>
+                <w:bCs w:val="0"/>
                 <w:i w:val="0"/>
                 <w:iCs w:val="0"/>
                 <w:smallCaps w:val="0"/>
                 <w:strike w:val="0"/>
+                <w:color w:val="000000"/>
                 <w:sz w:val="20"/>
                 <w:szCs w:val="20"/>
                 <w:u w:val="none"/>
@@ -997,12 +1014,6 @@
                 <w:vertAlign w:val="baseline"/>
               </w:rPr>
             </w:pPr>
-            <w:r>
-              <w:rPr>
-                <w:rtl w:val="0"/>
-              </w:rPr>
-              <w:t xml:space="preserve">Updated target test items and staffing/training scope to reflect removal of RAG from current PA4 testing scope</w:t>
-            </w:r>
             <w:r>
               <w:rPr>
                 <w:rtl w:val="0"/>
@@ -1029,6 +1040,9 @@
               <w:ind w:left="0" w:right="0" w:firstLine="0"/>
               <w:jc w:val="left"/>
               <w:rPr>
+                <w:rFonts w:ascii="Times New Roman" w:cs="Times New Roman" w:eastAsia="Times New Roman" w:hAnsi="Times New Roman"/>
+                <w:b w:val="0"/>
+                <w:bCs w:val="0"/>
                 <w:i w:val="0"/>
                 <w:iCs w:val="0"/>
                 <w:smallCaps w:val="0"/>
@@ -1041,12 +1055,6 @@
                 <w:vertAlign w:val="baseline"/>
               </w:rPr>
             </w:pPr>
-            <w:r>
-              <w:rPr>
-                <w:rtl w:val="0"/>
-              </w:rPr>
-              <w:t xml:space="preserve">Melon Team</w:t>
-            </w:r>
             <w:r>
               <w:rPr>
                 <w:rtl w:val="0"/>
@@ -1079,6 +1087,9 @@
               <w:ind w:left="0" w:right="0" w:firstLine="0"/>
               <w:jc w:val="left"/>
               <w:rPr>
+                <w:rFonts w:ascii="Times New Roman" w:cs="Times New Roman" w:eastAsia="Times New Roman" w:hAnsi="Times New Roman"/>
+                <w:b w:val="0"/>
+                <w:bCs w:val="0"/>
                 <w:i w:val="0"/>
                 <w:iCs w:val="0"/>
                 <w:smallCaps w:val="0"/>
@@ -1117,6 +1128,9 @@
               <w:ind w:left="0" w:right="0" w:firstLine="0"/>
               <w:jc w:val="left"/>
               <w:rPr>
+                <w:rFonts w:ascii="Times New Roman" w:cs="Times New Roman" w:eastAsia="Times New Roman" w:hAnsi="Times New Roman"/>
+                <w:b w:val="0"/>
+                <w:bCs w:val="0"/>
                 <w:i w:val="0"/>
                 <w:iCs w:val="0"/>
                 <w:smallCaps w:val="0"/>
@@ -1155,6 +1169,9 @@
               <w:ind w:left="0" w:right="0" w:firstLine="0"/>
               <w:jc w:val="left"/>
               <w:rPr>
+                <w:rFonts w:ascii="Times New Roman" w:cs="Times New Roman" w:eastAsia="Times New Roman" w:hAnsi="Times New Roman"/>
+                <w:b w:val="0"/>
+                <w:bCs w:val="0"/>
                 <w:i w:val="0"/>
                 <w:iCs w:val="0"/>
                 <w:smallCaps w:val="0"/>
@@ -1193,6 +1210,9 @@
               <w:ind w:left="0" w:right="0" w:firstLine="0"/>
               <w:jc w:val="left"/>
               <w:rPr>
+                <w:rFonts w:ascii="Times New Roman" w:cs="Times New Roman" w:eastAsia="Times New Roman" w:hAnsi="Times New Roman"/>
+                <w:b w:val="0"/>
+                <w:bCs w:val="0"/>
                 <w:i w:val="0"/>
                 <w:iCs w:val="0"/>
                 <w:smallCaps w:val="0"/>
@@ -1237,6 +1257,9 @@
               <w:ind w:left="0" w:right="0" w:firstLine="0"/>
               <w:jc w:val="left"/>
               <w:rPr>
+                <w:rFonts w:ascii="Times New Roman" w:cs="Times New Roman" w:eastAsia="Times New Roman" w:hAnsi="Times New Roman"/>
+                <w:b w:val="0"/>
+                <w:bCs w:val="0"/>
                 <w:i w:val="0"/>
                 <w:iCs w:val="0"/>
                 <w:smallCaps w:val="0"/>
@@ -1275,6 +1298,9 @@
               <w:ind w:left="0" w:right="0" w:firstLine="0"/>
               <w:jc w:val="left"/>
               <w:rPr>
+                <w:rFonts w:ascii="Times New Roman" w:cs="Times New Roman" w:eastAsia="Times New Roman" w:hAnsi="Times New Roman"/>
+                <w:b w:val="0"/>
+                <w:bCs w:val="0"/>
                 <w:i w:val="0"/>
                 <w:iCs w:val="0"/>
                 <w:smallCaps w:val="0"/>
@@ -1313,6 +1339,9 @@
               <w:ind w:left="0" w:right="0" w:firstLine="0"/>
               <w:jc w:val="left"/>
               <w:rPr>
+                <w:rFonts w:ascii="Times New Roman" w:cs="Times New Roman" w:eastAsia="Times New Roman" w:hAnsi="Times New Roman"/>
+                <w:b w:val="0"/>
+                <w:bCs w:val="0"/>
                 <w:i w:val="0"/>
                 <w:iCs w:val="0"/>
                 <w:smallCaps w:val="0"/>
@@ -1351,6 +1380,9 @@
               <w:ind w:left="0" w:right="0" w:firstLine="0"/>
               <w:jc w:val="left"/>
               <w:rPr>
+                <w:rFonts w:ascii="Times New Roman" w:cs="Times New Roman" w:eastAsia="Times New Roman" w:hAnsi="Times New Roman"/>
+                <w:b w:val="0"/>
+                <w:bCs w:val="0"/>
                 <w:i w:val="0"/>
                 <w:iCs w:val="0"/>
                 <w:smallCaps w:val="0"/>
@@ -1399,7 +1431,7 @@
     </w:p>
     <w:sdt>
       <w:sdtPr>
-        <w:id w:val="-1315927719"/>
+        <w:id w:val="193269054"/>
         <w:docPartObj>
           <w:docPartGallery w:val="Table of Contents"/>
           <w:docPartUnique w:val="1"/>
@@ -2594,36 +2626,17 @@
             <w:tab/>
           </w:r>
           <w:r>
-            <w:fldChar w:fldCharType="begin"/>
-            <w:instrText xml:space="preserve"> PAGEREF _heading=h.c0mbyi5zuil8 \h </w:instrText>
-            <w:fldChar w:fldCharType="separate"/>
-          </w:r>
-          <w:r>
             <w:rPr>
-              <w:rFonts w:ascii="Times New Roman" w:cs="Times New Roman" w:eastAsia="Times New Roman" w:hAnsi="Times New Roman"/>
-              <w:b w:val="0"/>
-              <w:bCs w:val="0"/>
-              <w:i w:val="0"/>
-              <w:iCs w:val="0"/>
-              <w:smallCaps w:val="0"/>
-              <w:strike w:val="0"/>
               <w:color w:val="000000"/>
-              <w:sz w:val="20"/>
-              <w:szCs w:val="20"/>
               <w:u w:val="none"/>
-              <w:shd w:fill="auto" w:val="clear"/>
-              <w:vertAlign w:val="baseline"/>
               <w:rtl w:val="0"/>
             </w:rPr>
-            <w:t xml:space="preserve">4</w:t>
+            <w:t xml:space="preserve">6</w:t>
           </w:r>
           <w:r>
             <w:fldChar w:fldCharType="begin"/>
             <w:instrText xml:space="preserve"> HYPERLINK \l "_heading=h.c0mbyi5zuil8" </w:instrText>
             <w:fldChar w:fldCharType="separate"/>
-          </w:r>
-          <w:r>
-            <w:fldChar w:fldCharType="end"/>
           </w:r>
           <w:r>
             <w:rPr>
@@ -2692,37 +2705,7 @@
           <w:vertAlign w:val="baseline"/>
           <w:rtl w:val="0"/>
         </w:rPr>
-        <w:t xml:space="preserve">Master</w:t>
-      </w:r>
-      <w:r>
-        <w:rPr>
-          <w:rFonts w:ascii="Arial" w:cs="Arial" w:eastAsia="Arial" w:hAnsi="Arial"/>
-          <w:b w:val="1"/>
-          <w:bCs w:val="1"/>
-          <w:sz w:val="32"/>
-          <w:szCs w:val="32"/>
-          <w:rtl w:val="0"/>
-        </w:rPr>
-        <w:t xml:space="preserve"> </w:t>
-      </w:r>
-      <w:r>
-        <w:rPr>
-          <w:rFonts w:ascii="Arial" w:cs="Arial" w:eastAsia="Arial" w:hAnsi="Arial"/>
-          <w:b w:val="1"/>
-          <w:bCs w:val="1"/>
-          <w:i w:val="0"/>
-          <w:iCs w:val="0"/>
-          <w:smallCaps w:val="0"/>
-          <w:strike w:val="0"/>
-          <w:color w:val="000000"/>
-          <w:sz w:val="32"/>
-          <w:szCs w:val="32"/>
-          <w:u w:val="none"/>
-          <w:shd w:fill="auto" w:val="clear"/>
-          <w:vertAlign w:val="baseline"/>
-          <w:rtl w:val="0"/>
-        </w:rPr>
-        <w:t xml:space="preserve">Test Plan</w:t>
+        <w:t xml:space="preserve">&lt;Iteration/ Master&gt; Test Plan</w:t>
       </w:r>
     </w:p>
     <w:p>
@@ -2836,7 +2819,7 @@
           <w:rFonts w:ascii="Arial" w:cs="Arial" w:eastAsia="Arial" w:hAnsi="Arial"/>
           <w:rtl w:val="0"/>
         </w:rPr>
-        <w:t xml:space="preserve">The current architecture uses a Next.js 16 web application as the frontend and API proxy layer, with a Python FastAPI backend for AI-heavy features such as PDF/OCR parsing, smart exercise generation, tutoring, and text-to-speech. The system integrates with Firebase Auth/Storage, Stripe test payment flows, Cloudinary/file storage, OpenRouter/OpenAI-compatible LLM services, and ElevenLabs. RAG/vector retrieval is not treated as a current PA4 test target.</w:t>
+        <w:t xml:space="preserve">The current architecture uses a Next.js 16 web application as the frontend and API proxy layer, with a Python FastAPI backend for AI-heavy features such as PDF/OCR parsing, RAG-based question generation, tutoring, and text-to-speech. The system integrates with Firebase Auth/Storage, Stripe test payment flows, vector storage, OpenRouter/OpenAI-compatible LLM services, and ElevenLabs.</w:t>
       </w:r>
       <w:r>
         <w:rPr>
@@ -2952,17 +2935,6 @@
           <w:rtl w:val="0"/>
         </w:rPr>
         <w:t xml:space="preserve">Target Test Items</w:t>
-      </w:r>
-    </w:p>
-    <w:p>
-      <w:pPr>
-        <w:rPr/>
-      </w:pPr>
-      <w:r>
-        <w:rPr>
-          <w:rtl w:val="0"/>
-        </w:rPr>
-        <w:t xml:space="preserve">Scope update: RAG ingestion and RAG quiz generation are no longer current PA4 target items. Tests should focus on document/problem parsing, question-bank save flows, personalized practice, and observable AI/TTS contracts.</w:t>
       </w:r>
     </w:p>
     <w:p>
@@ -3147,13 +3119,10 @@
           <w:tcPr/>
           <w:p>
             <w:pPr>
-              <w:rPr>
-                <w:rFonts w:ascii="Arial" w:cs="Arial" w:eastAsia="Arial" w:hAnsi="Arial"/>
-              </w:rPr>
+              <w:rPr/>
             </w:pPr>
             <w:r>
               <w:rPr>
-                <w:rFonts w:ascii="Arial" w:cs="Arial" w:eastAsia="Arial" w:hAnsi="Arial"/>
                 <w:rtl w:val="0"/>
               </w:rPr>
               <w:t xml:space="preserve">UC01</w:t>
@@ -3164,16 +3133,13 @@
           <w:tcPr/>
           <w:p>
             <w:pPr>
-              <w:rPr>
-                <w:rFonts w:ascii="Arial" w:cs="Arial" w:eastAsia="Arial" w:hAnsi="Arial"/>
-              </w:rPr>
+              <w:rPr/>
             </w:pPr>
             <w:r>
               <w:rPr>
-                <w:rFonts w:ascii="Arial" w:cs="Arial" w:eastAsia="Arial" w:hAnsi="Arial"/>
                 <w:rtl w:val="0"/>
               </w:rPr>
-              <w:t xml:space="preserve">Authentication and Security</w:t>
+              <w:t xml:space="preserve">Authentication &amp; Security</w:t>
             </w:r>
           </w:p>
         </w:tc>
@@ -3181,13 +3147,10 @@
           <w:tcPr/>
           <w:p>
             <w:pPr>
-              <w:rPr>
-                <w:rFonts w:ascii="Arial" w:cs="Arial" w:eastAsia="Arial" w:hAnsi="Arial"/>
-              </w:rPr>
+              <w:rPr/>
             </w:pPr>
             <w:r>
               <w:rPr>
-                <w:rFonts w:ascii="Arial" w:cs="Arial" w:eastAsia="Arial" w:hAnsi="Arial"/>
                 <w:rtl w:val="0"/>
               </w:rPr>
               <w:t xml:space="preserve">Kid, Parent, Admin</w:t>
@@ -3198,13 +3161,10 @@
           <w:tcPr/>
           <w:p>
             <w:pPr>
-              <w:rPr>
-                <w:rFonts w:ascii="Arial" w:cs="Arial" w:eastAsia="Arial" w:hAnsi="Arial"/>
-              </w:rPr>
+              <w:rPr/>
             </w:pPr>
             <w:r>
               <w:rPr>
-                <w:rFonts w:ascii="Arial" w:cs="Arial" w:eastAsia="Arial" w:hAnsi="Arial"/>
                 <w:rtl w:val="0"/>
               </w:rPr>
               <w:t xml:space="preserve">AUTH-01 to AUTH-09</w:t>
@@ -3215,13 +3175,10 @@
           <w:tcPr/>
           <w:p>
             <w:pPr>
-              <w:rPr>
-                <w:rFonts w:ascii="Arial" w:cs="Arial" w:eastAsia="Arial" w:hAnsi="Arial"/>
-              </w:rPr>
+              <w:rPr/>
             </w:pPr>
             <w:r>
               <w:rPr>
-                <w:rFonts w:ascii="Arial" w:cs="Arial" w:eastAsia="Arial" w:hAnsi="Arial"/>
                 <w:rtl w:val="0"/>
               </w:rPr>
               <w:t xml:space="preserve">Executed: 8 pass, 1 fail</w:t>
@@ -3238,13 +3195,10 @@
           <w:tcPr/>
           <w:p>
             <w:pPr>
-              <w:rPr>
-                <w:rFonts w:ascii="Arial" w:cs="Arial" w:eastAsia="Arial" w:hAnsi="Arial"/>
-              </w:rPr>
+              <w:rPr/>
             </w:pPr>
             <w:r>
               <w:rPr>
-                <w:rFonts w:ascii="Arial" w:cs="Arial" w:eastAsia="Arial" w:hAnsi="Arial"/>
                 <w:rtl w:val="0"/>
               </w:rPr>
               <w:t xml:space="preserve">UC02</w:t>
@@ -3255,16 +3209,13 @@
           <w:tcPr/>
           <w:p>
             <w:pPr>
-              <w:rPr>
-                <w:rFonts w:ascii="Arial" w:cs="Arial" w:eastAsia="Arial" w:hAnsi="Arial"/>
-              </w:rPr>
+              <w:rPr/>
             </w:pPr>
             <w:r>
               <w:rPr>
-                <w:rFonts w:ascii="Arial" w:cs="Arial" w:eastAsia="Arial" w:hAnsi="Arial"/>
                 <w:rtl w:val="0"/>
               </w:rPr>
-              <w:t xml:space="preserve">Subscription, Pricing, and Stripe Payments</w:t>
+              <w:t xml:space="preserve">Application Features &amp; Payments</w:t>
             </w:r>
           </w:p>
         </w:tc>
@@ -3272,13 +3223,10 @@
           <w:tcPr/>
           <w:p>
             <w:pPr>
-              <w:rPr>
-                <w:rFonts w:ascii="Arial" w:cs="Arial" w:eastAsia="Arial" w:hAnsi="Arial"/>
-              </w:rPr>
+              <w:rPr/>
             </w:pPr>
             <w:r>
               <w:rPr>
-                <w:rFonts w:ascii="Arial" w:cs="Arial" w:eastAsia="Arial" w:hAnsi="Arial"/>
                 <w:rtl w:val="0"/>
               </w:rPr>
               <w:t xml:space="preserve">Kid Free, Kid Pro, Parent</w:t>
@@ -3289,16 +3237,13 @@
           <w:tcPr/>
           <w:p>
             <w:pPr>
-              <w:rPr>
-                <w:rFonts w:ascii="Arial" w:cs="Arial" w:eastAsia="Arial" w:hAnsi="Arial"/>
-              </w:rPr>
+              <w:rPr/>
             </w:pPr>
             <w:r>
               <w:rPr>
-                <w:rFonts w:ascii="Arial" w:cs="Arial" w:eastAsia="Arial" w:hAnsi="Arial"/>
                 <w:rtl w:val="0"/>
               </w:rPr>
-              <w:t xml:space="preserve">SUBS-01 to SUBS-06, ERR-03</w:t>
+              <w:t xml:space="preserve">SUBS-01 to SUBS-06</w:t>
             </w:r>
           </w:p>
         </w:tc>
@@ -3306,16 +3251,13 @@
           <w:tcPr/>
           <w:p>
             <w:pPr>
-              <w:rPr>
-                <w:rFonts w:ascii="Arial" w:cs="Arial" w:eastAsia="Arial" w:hAnsi="Arial"/>
-              </w:rPr>
+              <w:rPr/>
             </w:pPr>
             <w:r>
               <w:rPr>
-                <w:rFonts w:ascii="Arial" w:cs="Arial" w:eastAsia="Arial" w:hAnsi="Arial"/>
                 <w:rtl w:val="0"/>
               </w:rPr>
-              <w:t xml:space="preserve">Executed with payment defects: 4 pass, 2 fail</w:t>
+              <w:t xml:space="preserve">Executed: 4 pass, 2 fail</w:t>
             </w:r>
           </w:p>
         </w:tc>
@@ -3329,13 +3271,10 @@
           <w:tcPr/>
           <w:p>
             <w:pPr>
-              <w:rPr>
-                <w:rFonts w:ascii="Arial" w:cs="Arial" w:eastAsia="Arial" w:hAnsi="Arial"/>
-              </w:rPr>
+              <w:rPr/>
             </w:pPr>
             <w:r>
               <w:rPr>
-                <w:rFonts w:ascii="Arial" w:cs="Arial" w:eastAsia="Arial" w:hAnsi="Arial"/>
                 <w:rtl w:val="0"/>
               </w:rPr>
               <w:t xml:space="preserve">UC03</w:t>
@@ -3346,16 +3285,13 @@
           <w:tcPr/>
           <w:p>
             <w:pPr>
-              <w:rPr>
-                <w:rFonts w:ascii="Arial" w:cs="Arial" w:eastAsia="Arial" w:hAnsi="Arial"/>
-              </w:rPr>
+              <w:rPr/>
             </w:pPr>
             <w:r>
               <w:rPr>
-                <w:rFonts w:ascii="Arial" w:cs="Arial" w:eastAsia="Arial" w:hAnsi="Arial"/>
                 <w:rtl w:val="0"/>
               </w:rPr>
-              <w:t xml:space="preserve">Knowledge Base, File Upload, OCR, and Parsing</w:t>
+              <w:t xml:space="preserve">Knowledge Base &amp; Parsing</w:t>
             </w:r>
           </w:p>
         </w:tc>
@@ -3363,13 +3299,10 @@
           <w:tcPr/>
           <w:p>
             <w:pPr>
-              <w:rPr>
-                <w:rFonts w:ascii="Arial" w:cs="Arial" w:eastAsia="Arial" w:hAnsi="Arial"/>
-              </w:rPr>
+              <w:rPr/>
             </w:pPr>
             <w:r>
               <w:rPr>
-                <w:rFonts w:ascii="Arial" w:cs="Arial" w:eastAsia="Arial" w:hAnsi="Arial"/>
                 <w:rtl w:val="0"/>
               </w:rPr>
               <w:t xml:space="preserve">Kid Pro, Admin</w:t>
@@ -3380,13 +3313,10 @@
           <w:tcPr/>
           <w:p>
             <w:pPr>
-              <w:rPr>
-                <w:rFonts w:ascii="Arial" w:cs="Arial" w:eastAsia="Arial" w:hAnsi="Arial"/>
-              </w:rPr>
+              <w:rPr/>
             </w:pPr>
             <w:r>
               <w:rPr>
-                <w:rFonts w:ascii="Arial" w:cs="Arial" w:eastAsia="Arial" w:hAnsi="Arial"/>
                 <w:rtl w:val="0"/>
               </w:rPr>
               <w:t xml:space="preserve">PARSE-01 to PARSE-05</w:t>
@@ -3397,13 +3327,10 @@
           <w:tcPr/>
           <w:p>
             <w:pPr>
-              <w:rPr>
-                <w:rFonts w:ascii="Arial" w:cs="Arial" w:eastAsia="Arial" w:hAnsi="Arial"/>
-              </w:rPr>
+              <w:rPr/>
             </w:pPr>
             <w:r>
               <w:rPr>
-                <w:rFonts w:ascii="Arial" w:cs="Arial" w:eastAsia="Arial" w:hAnsi="Arial"/>
                 <w:rtl w:val="0"/>
               </w:rPr>
               <w:t xml:space="preserve">Executed: 4 pass, 1 fail</w:t>
@@ -3420,13 +3347,10 @@
           <w:tcPr/>
           <w:p>
             <w:pPr>
-              <w:rPr>
-                <w:rFonts w:ascii="Arial" w:cs="Arial" w:eastAsia="Arial" w:hAnsi="Arial"/>
-              </w:rPr>
+              <w:rPr/>
             </w:pPr>
             <w:r>
               <w:rPr>
-                <w:rFonts w:ascii="Arial" w:cs="Arial" w:eastAsia="Arial" w:hAnsi="Arial"/>
                 <w:rtl w:val="0"/>
               </w:rPr>
               <w:t xml:space="preserve">UC04</w:t>
@@ -3437,16 +3361,13 @@
           <w:tcPr/>
           <w:p>
             <w:pPr>
-              <w:rPr>
-                <w:rFonts w:ascii="Arial" w:cs="Arial" w:eastAsia="Arial" w:hAnsi="Arial"/>
-              </w:rPr>
+              <w:rPr/>
             </w:pPr>
             <w:r>
               <w:rPr>
-                <w:rFonts w:ascii="Arial" w:cs="Arial" w:eastAsia="Arial" w:hAnsi="Arial"/>
                 <w:rtl w:val="0"/>
               </w:rPr>
-              <w:t xml:space="preserve">Practice Flow and AI Tutor</w:t>
+              <w:t xml:space="preserve">Practice &amp; Personalization</w:t>
             </w:r>
           </w:p>
         </w:tc>
@@ -3454,13 +3375,10 @@
           <w:tcPr/>
           <w:p>
             <w:pPr>
-              <w:rPr>
-                <w:rFonts w:ascii="Arial" w:cs="Arial" w:eastAsia="Arial" w:hAnsi="Arial"/>
-              </w:rPr>
+              <w:rPr/>
             </w:pPr>
             <w:r>
               <w:rPr>
-                <w:rFonts w:ascii="Arial" w:cs="Arial" w:eastAsia="Arial" w:hAnsi="Arial"/>
                 <w:rtl w:val="0"/>
               </w:rPr>
               <w:t xml:space="preserve">Kid</w:t>
@@ -3471,13 +3389,10 @@
           <w:tcPr/>
           <w:p>
             <w:pPr>
-              <w:rPr>
-                <w:rFonts w:ascii="Arial" w:cs="Arial" w:eastAsia="Arial" w:hAnsi="Arial"/>
-              </w:rPr>
+              <w:rPr/>
             </w:pPr>
             <w:r>
               <w:rPr>
-                <w:rFonts w:ascii="Arial" w:cs="Arial" w:eastAsia="Arial" w:hAnsi="Arial"/>
                 <w:rtl w:val="0"/>
               </w:rPr>
               <w:t xml:space="preserve">PRAC-01 to PRAC-05</w:t>
@@ -3488,16 +3403,13 @@
           <w:tcPr/>
           <w:p>
             <w:pPr>
-              <w:rPr>
-                <w:rFonts w:ascii="Arial" w:cs="Arial" w:eastAsia="Arial" w:hAnsi="Arial"/>
-              </w:rPr>
+              <w:rPr/>
             </w:pPr>
             <w:r>
               <w:rPr>
-                <w:rFonts w:ascii="Arial" w:cs="Arial" w:eastAsia="Arial" w:hAnsi="Arial"/>
                 <w:rtl w:val="0"/>
               </w:rPr>
-              <w:t xml:space="preserve">Executed: core practice pass; TTS defect found</w:t>
+              <w:t xml:space="preserve">Executed: 4 pass, 1 fail</w:t>
             </w:r>
           </w:p>
         </w:tc>
@@ -3511,13 +3423,10 @@
           <w:tcPr/>
           <w:p>
             <w:pPr>
-              <w:rPr>
-                <w:rFonts w:ascii="Arial" w:cs="Arial" w:eastAsia="Arial" w:hAnsi="Arial"/>
-              </w:rPr>
+              <w:rPr/>
             </w:pPr>
             <w:r>
               <w:rPr>
-                <w:rFonts w:ascii="Arial" w:cs="Arial" w:eastAsia="Arial" w:hAnsi="Arial"/>
                 <w:rtl w:val="0"/>
               </w:rPr>
               <w:t xml:space="preserve">UC05</w:t>
@@ -3528,16 +3437,13 @@
           <w:tcPr/>
           <w:p>
             <w:pPr>
-              <w:rPr>
-                <w:rFonts w:ascii="Arial" w:cs="Arial" w:eastAsia="Arial" w:hAnsi="Arial"/>
-              </w:rPr>
+              <w:rPr/>
             </w:pPr>
             <w:r>
               <w:rPr>
-                <w:rFonts w:ascii="Arial" w:cs="Arial" w:eastAsia="Arial" w:hAnsi="Arial"/>
                 <w:rtl w:val="0"/>
               </w:rPr>
-              <w:t xml:space="preserve">Personalization and Weakness Analysis</w:t>
+              <w:t xml:space="preserve">Gamification &amp; System Admin</w:t>
             </w:r>
           </w:p>
         </w:tc>
@@ -3545,16 +3451,13 @@
           <w:tcPr/>
           <w:p>
             <w:pPr>
-              <w:rPr>
-                <w:rFonts w:ascii="Arial" w:cs="Arial" w:eastAsia="Arial" w:hAnsi="Arial"/>
-              </w:rPr>
+              <w:rPr/>
             </w:pPr>
             <w:r>
               <w:rPr>
-                <w:rFonts w:ascii="Arial" w:cs="Arial" w:eastAsia="Arial" w:hAnsi="Arial"/>
                 <w:rtl w:val="0"/>
               </w:rPr>
-              <w:t xml:space="preserve">Kid</w:t>
+              <w:t xml:space="preserve">Kid, Parent, Admin</w:t>
             </w:r>
           </w:p>
         </w:tc>
@@ -3562,16 +3465,13 @@
           <w:tcPr/>
           <w:p>
             <w:pPr>
-              <w:rPr>
-                <w:rFonts w:ascii="Arial" w:cs="Arial" w:eastAsia="Arial" w:hAnsi="Arial"/>
-              </w:rPr>
+              <w:rPr/>
             </w:pPr>
             <w:r>
               <w:rPr>
-                <w:rFonts w:ascii="Arial" w:cs="Arial" w:eastAsia="Arial" w:hAnsi="Arial"/>
                 <w:rtl w:val="0"/>
               </w:rPr>
-              <w:t xml:space="preserve">PERS-01 to PERS-04</w:t>
+              <w:t xml:space="preserve">GAMI-01 to GAMI-05, FAM-01, ADM-01, ADM-04 to ADM-06</w:t>
             </w:r>
           </w:p>
         </w:tc>
@@ -3579,16 +3479,13 @@
           <w:tcPr/>
           <w:p>
             <w:pPr>
-              <w:rPr>
-                <w:rFonts w:ascii="Arial" w:cs="Arial" w:eastAsia="Arial" w:hAnsi="Arial"/>
-              </w:rPr>
+              <w:rPr/>
             </w:pPr>
             <w:r>
               <w:rPr>
-                <w:rFonts w:ascii="Arial" w:cs="Arial" w:eastAsia="Arial" w:hAnsi="Arial"/>
                 <w:rtl w:val="0"/>
               </w:rPr>
-              <w:t xml:space="preserve">Planned/skipped because feature is not fully implemented</w:t>
+              <w:t xml:space="preserve">Executed: 9 pass, 1 fail</w:t>
             </w:r>
           </w:p>
         </w:tc>
@@ -3602,13 +3499,10 @@
           <w:tcPr/>
           <w:p>
             <w:pPr>
-              <w:rPr>
-                <w:rFonts w:ascii="Arial" w:cs="Arial" w:eastAsia="Arial" w:hAnsi="Arial"/>
-              </w:rPr>
+              <w:rPr/>
             </w:pPr>
             <w:r>
               <w:rPr>
-                <w:rFonts w:ascii="Arial" w:cs="Arial" w:eastAsia="Arial" w:hAnsi="Arial"/>
                 <w:rtl w:val="0"/>
               </w:rPr>
               <w:t xml:space="preserve">UC06</w:t>
@@ -3619,16 +3513,13 @@
           <w:tcPr/>
           <w:p>
             <w:pPr>
-              <w:rPr>
-                <w:rFonts w:ascii="Arial" w:cs="Arial" w:eastAsia="Arial" w:hAnsi="Arial"/>
-              </w:rPr>
+              <w:rPr/>
             </w:pPr>
             <w:r>
               <w:rPr>
-                <w:rFonts w:ascii="Arial" w:cs="Arial" w:eastAsia="Arial" w:hAnsi="Arial"/>
                 <w:rtl w:val="0"/>
               </w:rPr>
-              <w:t xml:space="preserve">Gamification</w:t>
+              <w:t xml:space="preserve">Bài giảng &amp; Các tính năng khác</w:t>
             </w:r>
           </w:p>
         </w:tc>
@@ -3636,16 +3527,13 @@
           <w:tcPr/>
           <w:p>
             <w:pPr>
-              <w:rPr>
-                <w:rFonts w:ascii="Arial" w:cs="Arial" w:eastAsia="Arial" w:hAnsi="Arial"/>
-              </w:rPr>
+              <w:rPr/>
             </w:pPr>
             <w:r>
               <w:rPr>
-                <w:rFonts w:ascii="Arial" w:cs="Arial" w:eastAsia="Arial" w:hAnsi="Arial"/>
                 <w:rtl w:val="0"/>
               </w:rPr>
-              <w:t xml:space="preserve">Kid</w:t>
+              <w:t xml:space="preserve">Kid, Parent, Admin</w:t>
             </w:r>
           </w:p>
         </w:tc>
@@ -3653,16 +3541,13 @@
           <w:tcPr/>
           <w:p>
             <w:pPr>
-              <w:rPr>
-                <w:rFonts w:ascii="Arial" w:cs="Arial" w:eastAsia="Arial" w:hAnsi="Arial"/>
-              </w:rPr>
+              <w:rPr/>
             </w:pPr>
             <w:r>
               <w:rPr>
-                <w:rFonts w:ascii="Arial" w:cs="Arial" w:eastAsia="Arial" w:hAnsi="Arial"/>
                 <w:rtl w:val="0"/>
               </w:rPr>
-              <w:t xml:space="preserve">GAMI-01 to GAMI-05</w:t>
+              <w:t xml:space="preserve">RAG-01 to RAG-02, PROF-01 to PROF-02, ERR-03</w:t>
             </w:r>
           </w:p>
         </w:tc>
@@ -3670,471 +3555,13 @@
           <w:tcPr/>
           <w:p>
             <w:pPr>
-              <w:rPr>
-                <w:rFonts w:ascii="Arial" w:cs="Arial" w:eastAsia="Arial" w:hAnsi="Arial"/>
-              </w:rPr>
+              <w:rPr/>
             </w:pPr>
             <w:r>
               <w:rPr>
-                <w:rFonts w:ascii="Arial" w:cs="Arial" w:eastAsia="Arial" w:hAnsi="Arial"/>
                 <w:rtl w:val="0"/>
               </w:rPr>
-              <w:t xml:space="preserve">Planned or partially executed; several cases untested</w:t>
-            </w:r>
-          </w:p>
-        </w:tc>
-      </w:tr>
-      <w:tr>
-        <w:trPr>
-          <w:cantSplit w:val="0"/>
-          <w:tblHeader w:val="0"/>
-        </w:trPr>
-        <w:tc>
-          <w:tcPr/>
-          <w:p>
-            <w:pPr>
-              <w:rPr>
-                <w:rFonts w:ascii="Arial" w:cs="Arial" w:eastAsia="Arial" w:hAnsi="Arial"/>
-              </w:rPr>
-            </w:pPr>
-            <w:r>
-              <w:rPr>
-                <w:rFonts w:ascii="Arial" w:cs="Arial" w:eastAsia="Arial" w:hAnsi="Arial"/>
-                <w:rtl w:val="0"/>
-              </w:rPr>
-              <w:t xml:space="preserve">UC07</w:t>
-            </w:r>
-          </w:p>
-        </w:tc>
-        <w:tc>
-          <w:tcPr/>
-          <w:p>
-            <w:pPr>
-              <w:rPr>
-                <w:rFonts w:ascii="Arial" w:cs="Arial" w:eastAsia="Arial" w:hAnsi="Arial"/>
-              </w:rPr>
-            </w:pPr>
-            <w:r>
-              <w:rPr>
-                <w:rFonts w:ascii="Arial" w:cs="Arial" w:eastAsia="Arial" w:hAnsi="Arial"/>
-                <w:rtl w:val="0"/>
-              </w:rPr>
-              <w:t xml:space="preserve">Family / Parent Management</w:t>
-            </w:r>
-          </w:p>
-        </w:tc>
-        <w:tc>
-          <w:tcPr/>
-          <w:p>
-            <w:pPr>
-              <w:rPr>
-                <w:rFonts w:ascii="Arial" w:cs="Arial" w:eastAsia="Arial" w:hAnsi="Arial"/>
-              </w:rPr>
-            </w:pPr>
-            <w:r>
-              <w:rPr>
-                <w:rFonts w:ascii="Arial" w:cs="Arial" w:eastAsia="Arial" w:hAnsi="Arial"/>
-                <w:rtl w:val="0"/>
-              </w:rPr>
-              <w:t xml:space="preserve">Parent</w:t>
-            </w:r>
-          </w:p>
-        </w:tc>
-        <w:tc>
-          <w:tcPr/>
-          <w:p>
-            <w:pPr>
-              <w:rPr>
-                <w:rFonts w:ascii="Arial" w:cs="Arial" w:eastAsia="Arial" w:hAnsi="Arial"/>
-              </w:rPr>
-            </w:pPr>
-            <w:r>
-              <w:rPr>
-                <w:rFonts w:ascii="Arial" w:cs="Arial" w:eastAsia="Arial" w:hAnsi="Arial"/>
-                <w:rtl w:val="0"/>
-              </w:rPr>
-              <w:t xml:space="preserve">FAM-01 to FAM-03</w:t>
-            </w:r>
-          </w:p>
-        </w:tc>
-        <w:tc>
-          <w:tcPr/>
-          <w:p>
-            <w:pPr>
-              <w:rPr>
-                <w:rFonts w:ascii="Arial" w:cs="Arial" w:eastAsia="Arial" w:hAnsi="Arial"/>
-              </w:rPr>
-            </w:pPr>
-            <w:r>
-              <w:rPr>
-                <w:rFonts w:ascii="Arial" w:cs="Arial" w:eastAsia="Arial" w:hAnsi="Arial"/>
-                <w:rtl w:val="0"/>
-              </w:rPr>
-              <w:t xml:space="preserve">Partially executed; family state sync defect found</w:t>
-            </w:r>
-          </w:p>
-        </w:tc>
-      </w:tr>
-      <w:tr>
-        <w:trPr>
-          <w:cantSplit w:val="0"/>
-          <w:tblHeader w:val="0"/>
-        </w:trPr>
-        <w:tc>
-          <w:tcPr/>
-          <w:p>
-            <w:pPr>
-              <w:rPr>
-                <w:rFonts w:ascii="Arial" w:cs="Arial" w:eastAsia="Arial" w:hAnsi="Arial"/>
-              </w:rPr>
-            </w:pPr>
-            <w:r>
-              <w:rPr>
-                <w:rFonts w:ascii="Arial" w:cs="Arial" w:eastAsia="Arial" w:hAnsi="Arial"/>
-                <w:rtl w:val="0"/>
-              </w:rPr>
-              <w:t xml:space="preserve">UC08</w:t>
-            </w:r>
-          </w:p>
-        </w:tc>
-        <w:tc>
-          <w:tcPr/>
-          <w:p>
-            <w:pPr>
-              <w:rPr>
-                <w:rFonts w:ascii="Arial" w:cs="Arial" w:eastAsia="Arial" w:hAnsi="Arial"/>
-              </w:rPr>
-            </w:pPr>
-            <w:r>
-              <w:rPr>
-                <w:rFonts w:ascii="Arial" w:cs="Arial" w:eastAsia="Arial" w:hAnsi="Arial"/>
-                <w:rtl w:val="0"/>
-              </w:rPr>
-              <w:t xml:space="preserve">System Administration</w:t>
-            </w:r>
-          </w:p>
-        </w:tc>
-        <w:tc>
-          <w:tcPr/>
-          <w:p>
-            <w:pPr>
-              <w:rPr>
-                <w:rFonts w:ascii="Arial" w:cs="Arial" w:eastAsia="Arial" w:hAnsi="Arial"/>
-              </w:rPr>
-            </w:pPr>
-            <w:r>
-              <w:rPr>
-                <w:rFonts w:ascii="Arial" w:cs="Arial" w:eastAsia="Arial" w:hAnsi="Arial"/>
-                <w:rtl w:val="0"/>
-              </w:rPr>
-              <w:t xml:space="preserve">Admin</w:t>
-            </w:r>
-          </w:p>
-        </w:tc>
-        <w:tc>
-          <w:tcPr/>
-          <w:p>
-            <w:pPr>
-              <w:rPr>
-                <w:rFonts w:ascii="Arial" w:cs="Arial" w:eastAsia="Arial" w:hAnsi="Arial"/>
-              </w:rPr>
-            </w:pPr>
-            <w:r>
-              <w:rPr>
-                <w:rFonts w:ascii="Arial" w:cs="Arial" w:eastAsia="Arial" w:hAnsi="Arial"/>
-                <w:rtl w:val="0"/>
-              </w:rPr>
-              <w:t xml:space="preserve">ADM-01 to ADM-06</w:t>
-            </w:r>
-          </w:p>
-        </w:tc>
-        <w:tc>
-          <w:tcPr/>
-          <w:p>
-            <w:pPr>
-              <w:rPr>
-                <w:rFonts w:ascii="Arial" w:cs="Arial" w:eastAsia="Arial" w:hAnsi="Arial"/>
-              </w:rPr>
-            </w:pPr>
-            <w:r>
-              <w:rPr>
-                <w:rFonts w:ascii="Arial" w:cs="Arial" w:eastAsia="Arial" w:hAnsi="Arial"/>
-                <w:rtl w:val="0"/>
-              </w:rPr>
-              <w:t xml:space="preserve">Partially executed; search/lock workflows not implemented</w:t>
-            </w:r>
-          </w:p>
-        </w:tc>
-      </w:tr>
-      <w:tr>
-        <w:trPr>
-          <w:cantSplit w:val="0"/>
-          <w:tblHeader w:val="0"/>
-        </w:trPr>
-        <w:tc>
-          <w:tcPr/>
-          <w:p>
-            <w:pPr>
-              <w:rPr>
-                <w:rFonts w:ascii="Arial" w:cs="Arial" w:eastAsia="Arial" w:hAnsi="Arial"/>
-              </w:rPr>
-            </w:pPr>
-            <w:r>
-              <w:rPr>
-                <w:rFonts w:ascii="Arial" w:cs="Arial" w:eastAsia="Arial" w:hAnsi="Arial"/>
-                <w:rtl w:val="0"/>
-              </w:rPr>
-              <w:t xml:space="preserve">UC09</w:t>
-            </w:r>
-          </w:p>
-        </w:tc>
-        <w:tc>
-          <w:tcPr/>
-          <w:p>
-            <w:pPr>
-              <w:rPr>
-                <w:rFonts w:ascii="Arial" w:cs="Arial" w:eastAsia="Arial" w:hAnsi="Arial"/>
-              </w:rPr>
-            </w:pPr>
-            <w:r>
-              <w:rPr>
-                <w:rFonts w:ascii="Arial" w:cs="Arial" w:eastAsia="Arial" w:hAnsi="Arial"/>
-                <w:rtl w:val="0"/>
-              </w:rPr>
-              <w:t xml:space="preserve">Lessons and Study Flow</w:t>
-            </w:r>
-          </w:p>
-        </w:tc>
-        <w:tc>
-          <w:tcPr/>
-          <w:p>
-            <w:pPr>
-              <w:rPr>
-                <w:rFonts w:ascii="Arial" w:cs="Arial" w:eastAsia="Arial" w:hAnsi="Arial"/>
-              </w:rPr>
-            </w:pPr>
-            <w:r>
-              <w:rPr>
-                <w:rFonts w:ascii="Arial" w:cs="Arial" w:eastAsia="Arial" w:hAnsi="Arial"/>
-                <w:rtl w:val="0"/>
-              </w:rPr>
-              <w:t xml:space="preserve">Kid</w:t>
-            </w:r>
-          </w:p>
-        </w:tc>
-        <w:tc>
-          <w:tcPr/>
-          <w:p>
-            <w:pPr>
-              <w:rPr>
-                <w:rFonts w:ascii="Arial" w:cs="Arial" w:eastAsia="Arial" w:hAnsi="Arial"/>
-              </w:rPr>
-            </w:pPr>
-            <w:r>
-              <w:rPr>
-                <w:rFonts w:ascii="Arial" w:cs="Arial" w:eastAsia="Arial" w:hAnsi="Arial"/>
-                <w:rtl w:val="0"/>
-              </w:rPr>
-              <w:t xml:space="preserve">STUD-01 to STUD-03</w:t>
-            </w:r>
-          </w:p>
-        </w:tc>
-        <w:tc>
-          <w:tcPr/>
-          <w:p>
-            <w:pPr>
-              <w:rPr>
-                <w:rFonts w:ascii="Arial" w:cs="Arial" w:eastAsia="Arial" w:hAnsi="Arial"/>
-              </w:rPr>
-            </w:pPr>
-            <w:r>
-              <w:rPr>
-                <w:rFonts w:ascii="Arial" w:cs="Arial" w:eastAsia="Arial" w:hAnsi="Arial"/>
-                <w:rtl w:val="0"/>
-              </w:rPr>
-              <w:t xml:space="preserve">Skipped/not implemented in current build</w:t>
-            </w:r>
-          </w:p>
-        </w:tc>
-      </w:tr>
-      <w:tr>
-        <w:trPr>
-          <w:cantSplit w:val="0"/>
-          <w:tblHeader w:val="0"/>
-        </w:trPr>
-        <w:tc>
-          <w:tcPr/>
-          <w:p>
-            <w:pPr>
-              <w:rPr>
-                <w:rFonts w:ascii="Arial" w:cs="Arial" w:eastAsia="Arial" w:hAnsi="Arial"/>
-              </w:rPr>
-            </w:pPr>
-            <w:r>
-              <w:rPr>
-                <w:rFonts w:ascii="Arial" w:cs="Arial" w:eastAsia="Arial" w:hAnsi="Arial"/>
-                <w:rtl w:val="0"/>
-              </w:rPr>
-              <w:t xml:space="preserve">UC10</w:t>
-            </w:r>
-          </w:p>
-        </w:tc>
-        <w:tc>
-          <w:tcPr/>
-          <w:p>
-            <w:pPr>
-              <w:rPr>
-                <w:rFonts w:ascii="Arial" w:cs="Arial" w:eastAsia="Arial" w:hAnsi="Arial"/>
-              </w:rPr>
-            </w:pPr>
-            <w:r>
-              <w:rPr>
-                <w:rFonts w:ascii="Arial" w:cs="Arial" w:eastAsia="Arial" w:hAnsi="Arial"/>
-                <w:rtl w:val="0"/>
-              </w:rPr>
-              <w:t xml:space="preserve">AI Document Parsing and Smart Exercise Generation</w:t>
-            </w:r>
-          </w:p>
-        </w:tc>
-        <w:tc>
-          <w:tcPr/>
-          <w:p>
-            <w:pPr>
-              <w:rPr>
-                <w:rFonts w:ascii="Arial" w:cs="Arial" w:eastAsia="Arial" w:hAnsi="Arial"/>
-              </w:rPr>
-            </w:pPr>
-            <w:r>
-              <w:rPr>
-                <w:rFonts w:ascii="Arial" w:cs="Arial" w:eastAsia="Arial" w:hAnsi="Arial"/>
-                <w:rtl w:val="0"/>
-              </w:rPr>
-              <w:t xml:space="preserve">Admin</w:t>
-            </w:r>
-          </w:p>
-        </w:tc>
-        <w:tc>
-          <w:tcPr/>
-          <w:p>
-            <w:pPr>
-              <w:rPr>
-                <w:rFonts w:ascii="Arial" w:cs="Arial" w:eastAsia="Arial" w:hAnsi="Arial"/>
-              </w:rPr>
-            </w:pPr>
-            <w:r>
-              <w:rPr>
-                <w:rFonts w:ascii="Arial" w:cs="Arial" w:eastAsia="Arial" w:hAnsi="Arial"/>
-                <w:rtl w:val="0"/>
-              </w:rPr>
-              <w:t xml:space="preserve">PARSE-01 to PARSE-05, PRAC-01 to PRAC-05</w:t>
-            </w:r>
-          </w:p>
-        </w:tc>
-        <w:tc>
-          <w:tcPr/>
-          <w:p>
-            <w:pPr>
-              <w:rPr>
-                <w:rFonts w:ascii="Arial" w:cs="Arial" w:eastAsia="Arial" w:hAnsi="Arial"/>
-              </w:rPr>
-            </w:pPr>
-            <w:r>
-              <w:rPr>
-                <w:rFonts w:ascii="Arial" w:cs="Arial" w:eastAsia="Arial" w:hAnsi="Arial"/>
-                <w:rtl w:val="0"/>
-              </w:rPr>
-              <w:t xml:space="preserve">Partial: RAG removed from current scope; validate parser contracts and smart exercise generation only</w:t>
-            </w:r>
-          </w:p>
-        </w:tc>
-      </w:tr>
-      <w:tr>
-        <w:trPr>
-          <w:cantSplit w:val="0"/>
-          <w:tblHeader w:val="0"/>
-        </w:trPr>
-        <w:tc>
-          <w:tcPr/>
-          <w:p>
-            <w:pPr>
-              <w:rPr>
-                <w:rFonts w:ascii="Arial" w:cs="Arial" w:eastAsia="Arial" w:hAnsi="Arial"/>
-              </w:rPr>
-            </w:pPr>
-            <w:r>
-              <w:rPr>
-                <w:rFonts w:ascii="Arial" w:cs="Arial" w:eastAsia="Arial" w:hAnsi="Arial"/>
-                <w:rtl w:val="0"/>
-              </w:rPr>
-              <w:t xml:space="preserve">UC11</w:t>
-            </w:r>
-          </w:p>
-        </w:tc>
-        <w:tc>
-          <w:tcPr/>
-          <w:p>
-            <w:pPr>
-              <w:rPr>
-                <w:rFonts w:ascii="Arial" w:cs="Arial" w:eastAsia="Arial" w:hAnsi="Arial"/>
-              </w:rPr>
-            </w:pPr>
-            <w:r>
-              <w:rPr>
-                <w:rFonts w:ascii="Arial" w:cs="Arial" w:eastAsia="Arial" w:hAnsi="Arial"/>
-                <w:rtl w:val="0"/>
-              </w:rPr>
-              <w:t xml:space="preserve">Profile Management</w:t>
-            </w:r>
-          </w:p>
-        </w:tc>
-        <w:tc>
-          <w:tcPr/>
-          <w:p>
-            <w:pPr>
-              <w:rPr>
-                <w:rFonts w:ascii="Arial" w:cs="Arial" w:eastAsia="Arial" w:hAnsi="Arial"/>
-              </w:rPr>
-            </w:pPr>
-            <w:r>
-              <w:rPr>
-                <w:rFonts w:ascii="Arial" w:cs="Arial" w:eastAsia="Arial" w:hAnsi="Arial"/>
-                <w:rtl w:val="0"/>
-              </w:rPr>
-              <w:t xml:space="preserve">Kid, Parent</w:t>
-            </w:r>
-          </w:p>
-        </w:tc>
-        <w:tc>
-          <w:tcPr/>
-          <w:p>
-            <w:pPr>
-              <w:rPr>
-                <w:rFonts w:ascii="Arial" w:cs="Arial" w:eastAsia="Arial" w:hAnsi="Arial"/>
-              </w:rPr>
-            </w:pPr>
-            <w:r>
-              <w:rPr>
-                <w:rFonts w:ascii="Arial" w:cs="Arial" w:eastAsia="Arial" w:hAnsi="Arial"/>
-                <w:rtl w:val="0"/>
-              </w:rPr>
-              <w:t xml:space="preserve">PROF-01 to PROF-02</w:t>
-            </w:r>
-          </w:p>
-        </w:tc>
-        <w:tc>
-          <w:tcPr/>
-          <w:p>
-            <w:pPr>
-              <w:rPr>
-                <w:rFonts w:ascii="Arial" w:cs="Arial" w:eastAsia="Arial" w:hAnsi="Arial"/>
-              </w:rPr>
-            </w:pPr>
-            <w:r>
-              <w:rPr>
-                <w:rFonts w:ascii="Arial" w:cs="Arial" w:eastAsia="Arial" w:hAnsi="Arial"/>
-                <w:rtl w:val="0"/>
-              </w:rPr>
-              <w:t xml:space="preserve">Executed: profile view/update pass; parent title UX defect reported</w:t>
+              <w:t xml:space="preserve">Executed: 3 pass, 2 fail</w:t>
             </w:r>
           </w:p>
         </w:tc>
@@ -4154,16 +3581,27 @@
     </w:p>
     <w:p>
       <w:pPr>
-        <w:rPr>
-          <w:rFonts w:ascii="Arial" w:cs="Arial" w:eastAsia="Arial" w:hAnsi="Arial"/>
-        </w:rPr>
+        <w:rPr/>
       </w:pPr>
       <w:r>
         <w:rPr>
+          <w:rtl w:val="0"/>
+        </w:rPr>
+        <w:t xml:space="preserve">Note: Out of the 15 Use Cases defined in the Software Architecture Document (PA3), the 6 Core Feature Areas above are implemented and targeted for PA4 testing (MVP). The remaining Use Cases are considered Out of Scope for this iteration and deferred to future releases.</w:t>
+      </w:r>
+    </w:p>
+    <w:p>
+      <w:pPr>
+        <w:rPr>
+          <w:rFonts w:ascii="Arial" w:cs="Arial" w:eastAsia="Arial" w:hAnsi="Arial"/>
+        </w:rPr>
+      </w:pPr>
+      <w:r>
+        <w:rPr>
           <w:rFonts w:ascii="Arial" w:cs="Arial" w:eastAsia="Arial" w:hAnsi="Arial"/>
           <w:rtl w:val="0"/>
         </w:rPr>
-        <w:t xml:space="preserve">Out of scope for this test plan: production load testing, cross-browser certification, formal accessibility audit, paid live Stripe transactions, RAG/vector retrieval evaluation, and model-quality evaluation. ML model evaluation is handled in the separate PA4 model evaluation deliverable.</w:t>
+        <w:t xml:space="preserve">Out of scope for this test plan: production load testing, cross-browser certification, formal accessibility audit, paid live Stripe transactions, and model-quality evaluation. ML model evaluation is handled in the separate PA4 model evaluation deliverable.</w:t>
       </w:r>
     </w:p>
     <w:p>
@@ -4240,7 +3678,7 @@
     <w:sdt>
       <w:sdtPr>
         <w:lock w:val="contentLocked"/>
-        <w:id w:val="370262962"/>
+        <w:id w:val="836075685"/>
         <w:tag w:val="goog_rdk_0"/>
       </w:sdtPr>
       <w:sdtContent>
@@ -4517,7 +3955,7 @@
                     <w:rFonts w:ascii="Arial" w:cs="Arial" w:eastAsia="Arial" w:hAnsi="Arial"/>
                     <w:rtl w:val="0"/>
                   </w:rPr>
-                  <w:t xml:space="preserve">Store dependencies, uploaded files, generated audio, logs, and local backend artifacts</w:t>
+                  <w:t xml:space="preserve">Store dependencies, uploaded files, generated audio, logs, and local vector data</w:t>
                 </w:r>
               </w:p>
             </w:tc>
@@ -4561,7 +3999,7 @@
     <w:sdt>
       <w:sdtPr>
         <w:lock w:val="contentLocked"/>
-        <w:id w:val="453079521"/>
+        <w:id w:val="1135457014"/>
         <w:tag w:val="goog_rdk_1"/>
       </w:sdtPr>
       <w:sdtContent>
@@ -5477,7 +4915,7 @@
     <w:sdt>
       <w:sdtPr>
         <w:lock w:val="contentLocked"/>
-        <w:id w:val="245027416"/>
+        <w:id w:val="-1747610217"/>
         <w:tag w:val="goog_rdk_2"/>
       </w:sdtPr>
       <w:sdtContent>
@@ -6263,33 +5701,22 @@
     </w:p>
     <w:p>
       <w:pPr>
-        <w:rPr/>
+        <w:rPr>
+          <w:rFonts w:ascii="Arial" w:cs="Arial" w:eastAsia="Arial" w:hAnsi="Arial"/>
+        </w:rPr>
       </w:pPr>
       <w:r>
         <w:rPr>
-          <w:rtl w:val="0"/>
-        </w:rPr>
-        <w:t xml:space="preserve">Training note: testers do not need Pinecone/vector-search/RAG training for this cycle. Required training is limited to role-based UI flows, Firebase Auth/Admin inspection, Stripe test mode, parser API contracts, and basic AI/TTS failure handling.</w:t>
-      </w:r>
-    </w:p>
-    <w:p>
-      <w:pPr>
-        <w:rPr>
-          <w:rFonts w:ascii="Arial" w:cs="Arial" w:eastAsia="Arial" w:hAnsi="Arial"/>
-        </w:rPr>
-      </w:pPr>
-      <w:r>
-        <w:rPr>
           <w:rFonts w:ascii="Arial" w:cs="Arial" w:eastAsia="Arial" w:hAnsi="Arial"/>
           <w:rtl w:val="0"/>
         </w:rPr>
-        <w:t xml:space="preserve">The test effort assumes that team members can start the local frontend/backend, prepare test users, execute manual/API test cases, and document defects with reproducible steps. External-service keys must be configured before AI parsing, payment, storage, and TTS test cases are executed. RAG/vector database setup and RAG-specific testing are not required for the current scope.</w:t>
+        <w:t xml:space="preserve">The test effort assumes that team members can start the local frontend/backend, prepare test users, execute manual/API test cases, and document defects with reproducible steps. External-service keys must be configured before AI, payment, storage, and TTS test cases are executed.</w:t>
       </w:r>
     </w:p>
     <w:sdt>
       <w:sdtPr>
         <w:lock w:val="contentLocked"/>
-        <w:id w:val="-1373237726"/>
+        <w:id w:val="1130375282"/>
         <w:tag w:val="goog_rdk_3"/>
       </w:sdtPr>
       <w:sdtContent>
@@ -6509,7 +5936,7 @@
                     <w:rFonts w:ascii="Arial" w:cs="Arial" w:eastAsia="Arial" w:hAnsi="Arial"/>
                     <w:rtl w:val="0"/>
                   </w:rPr>
-                  <w:t xml:space="preserve">Derive test cases from implemented use cases/features, define expected results, maintain pa/pa4/Test cases.md, and keep RAG-only scenarios marked out of scope unless the feature returns.</w:t>
+                  <w:t xml:space="preserve">Derive test cases from use cases/features, define expected results, and maintain pa/pa4/Test cases.md.</w:t>
                 </w:r>
               </w:p>
             </w:tc>
@@ -6623,7 +6050,7 @@
                     <w:rFonts w:ascii="Arial" w:cs="Arial" w:eastAsia="Arial" w:hAnsi="Arial"/>
                     <w:rtl w:val="0"/>
                   </w:rPr>
-                  <w:t xml:space="preserve">Run direct API/security/payment/parser checks with Postman, curl, Swagger UI, or project scripts; do not allocate RAG/vector retrieval test effort in this cycle.</w:t>
+                  <w:t xml:space="preserve">Run direct API/security/payment checks with Postman, curl, Swagger UI, or project scripts.</w:t>
                 </w:r>
               </w:p>
             </w:tc>
@@ -6737,7 +6164,7 @@
                     <w:rFonts w:ascii="Arial" w:cs="Arial" w:eastAsia="Arial" w:hAnsi="Arial"/>
                     <w:rtl w:val="0"/>
                   </w:rPr>
-                  <w:t xml:space="preserve">Prepare local environment, Firebase/Stripe/API keys, seed test accounts, and maintain backend/frontend availability. Vector DB/RAG services are not mandatory for this test cycle.</w:t>
+                  <w:t xml:space="preserve">Prepare local environment, Firebase/Stripe/API keys, seed test accounts, and maintain backend/frontend availability.</w:t>
                 </w:r>
               </w:p>
             </w:tc>
@@ -7080,7 +6507,7 @@
             <w:rPr>
               <w:rtl w:val="0"/>
             </w:rPr>
-            <w:t xml:space="preserve">Melon</w:t>
+            <w:t xml:space="preserve">GROUP 02</w:t>
           </w:r>
           <w:r>
             <w:fldChar w:fldCharType="end"/>
@@ -7089,7 +6516,7 @@
             <w:rPr>
               <w:rtl w:val="0"/>
             </w:rPr>
-            <w:t xml:space="preserve">, 2026</w:t>
+            <w:t xml:space="preserve">, 2020</w:t>
           </w:r>
         </w:p>
       </w:tc>
@@ -7280,7 +6707,7 @@
         <w:szCs w:val="36"/>
         <w:rtl w:val="0"/>
       </w:rPr>
-      <w:t xml:space="preserve">Melon</w:t>
+      <w:t xml:space="preserve">GROUP 02</w:t>
     </w:r>
     <w:r>
       <w:fldChar w:fldCharType="end"/>
@@ -7435,7 +6862,7 @@
             <w:rPr>
               <w:rtl w:val="0"/>
             </w:rPr>
-            <w:t xml:space="preserve">Melon AI Learning App</w:t>
+            <w:t xml:space="preserve">&lt;Project Name&gt;</w:t>
           </w:r>
         </w:p>
       </w:tc>
@@ -7454,7 +6881,7 @@
             <w:rPr>
               <w:rtl w:val="0"/>
             </w:rPr>
-            <w:t xml:space="preserve">  Version:           1.1</w:t>
+            <w:t xml:space="preserve">  Version:           &lt;1.0&gt;</w:t>
           </w:r>
         </w:p>
       </w:tc>
@@ -7474,7 +6901,7 @@
             <w:rPr>
               <w:rtl w:val="0"/>
             </w:rPr>
-            <w:t xml:space="preserve">Master Test Plan</w:t>
+            <w:t xml:space="preserve">&lt;Iteration/ Master&gt; Test Plan</w:t>
           </w:r>
         </w:p>
       </w:tc>
@@ -7488,7 +6915,7 @@
             <w:rPr>
               <w:rtl w:val="0"/>
             </w:rPr>
-            <w:t xml:space="preserve">  Date:  26/06/2026</w:t>
+            <w:t xml:space="preserve">  Date:  &lt;dd/mmm/yy&gt;</w:t>
           </w:r>
         </w:p>
       </w:tc>
@@ -7496,7 +6923,6 @@
     <w:tr>
       <w:trPr>
         <w:cantSplit w:val="0"/>
-        <w:trHeight w:val="199.98046875" w:hRule="atLeast"/>
         <w:tblHeader w:val="0"/>
       </w:trPr>
       <w:tc>
@@ -7511,7 +6937,7 @@
             <w:rPr>
               <w:rtl w:val="0"/>
             </w:rPr>
-            <w:t xml:space="preserve">MELON-PA4-TESTPLAN-V1.1</w:t>
+            <w:t xml:space="preserve">&lt;document identifier&gt;</w:t>
           </w:r>
         </w:p>
       </w:tc>
@@ -8290,7 +7716,7 @@
 
 <file path=customXML/item1.xml><?xml version="1.0" encoding="utf-8"?>
 <go:gDocsCustomXmlDataStorage xmlns:go="http://customooxmlschemas.google.com/" xmlns:r="http://schemas.openxmlformats.org/officeDocument/2006/relationships" uri="GoogleDocsCustomDataVersion2">
-  <go:docsCustomData xmlns:go="http://customooxmlschemas.google.com/" roundtripDataSignature="AMtx7mgVmRl4e+upTe5GXb52nV0ePLugsw==">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</go:docsCustomData>
+  <go:docsCustomData xmlns:go="http://customooxmlschemas.google.com/" roundtripDataSignature="AMtx7miJWt4/SY5nQAt/KX9rJFzAHpuRCA==">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</go:docsCustomData>
 </go:gDocsCustomXmlDataStorage>
 </file>
 
